--- a/24BAD030 - EX 2-LOAD AND VISUALIZE DATASET.docx
+++ b/24BAD030 - EX 2-LOAD AND VISUALIZE DATASET.docx
@@ -1,6 +1,6 @@
 
 <file path=word/document.xml><?xml version="1.0" encoding="utf-8"?>
-<w:document xmlns:wpc="http://schemas.microsoft.com/office/word/2010/wordprocessingCanvas" xmlns:cx="http://schemas.microsoft.com/office/drawing/2014/chartex" xmlns:cx1="http://schemas.microsoft.com/office/drawing/2015/9/8/chartex" xmlns:cx2="http://schemas.microsoft.com/office/drawing/2015/10/21/chartex" xmlns:cx3="http://schemas.microsoft.com/office/drawing/2016/5/9/chartex" xmlns:cx4="http://schemas.microsoft.com/office/drawing/2016/5/10/chartex" xmlns:cx5="http://schemas.microsoft.com/office/drawing/2016/5/11/chartex" xmlns:cx6="http://schemas.microsoft.com/office/drawing/2016/5/12/chartex" xmlns:cx7="http://schemas.microsoft.com/office/drawing/2016/5/13/chartex" xmlns:cx8="http://schemas.microsoft.com/office/drawing/2016/5/14/chartex" xmlns:mc="http://schemas.openxmlformats.org/markup-compatibility/2006" xmlns:aink="http://schemas.microsoft.com/office/drawing/2016/ink" xmlns:am3d="http://schemas.microsoft.com/office/drawing/2017/model3d" xmlns:o="urn:schemas-microsoft-com:office:office" xmlns:oel="http://schemas.microsoft.com/office/2019/extlst" xmlns:r="http://schemas.openxmlformats.org/officeDocument/2006/relationships" xmlns:m="http://schemas.openxmlformats.org/officeDocument/2006/math" xmlns:v="urn:schemas-microsoft-com:vml" xmlns:wp14="http://schemas.microsoft.com/office/word/2010/wordprocessingDrawing" xmlns:wp="http://schemas.openxmlformats.org/drawingml/2006/wordprocessingDrawing" xmlns:w10="urn:schemas-microsoft-com:office:word" xmlns:w="http://schemas.openxmlformats.org/wordprocessingml/2006/main" xmlns:w14="http://schemas.microsoft.com/office/word/2010/wordml" xmlns:w15="http://schemas.microsoft.com/office/word/2012/wordml" xmlns:w16cex="http://schemas.microsoft.com/office/word/2018/wordml/cex" xmlns:w16cid="http://schemas.microsoft.com/office/word/2016/wordml/cid" xmlns:w16="http://schemas.microsoft.com/office/word/2018/wordml" xmlns:w16du="http://schemas.microsoft.com/office/word/2023/wordml/word16du" xmlns:w16sdtdh="http://schemas.microsoft.com/office/word/2020/wordml/sdtdatahash" xmlns:w16sdtfl="http://schemas.microsoft.com/office/word/2024/wordml/sdtformatlock" xmlns:w16se="http://schemas.microsoft.com/office/word/2015/wordml/symex" xmlns:wpg="http://schemas.microsoft.com/office/word/2010/wordprocessingGroup" xmlns:wpi="http://schemas.microsoft.com/office/word/2010/wordprocessingInk" xmlns:wne="http://schemas.microsoft.com/office/word/2006/wordml" xmlns:wps="http://schemas.microsoft.com/office/word/2010/wordprocessingShape" mc:Ignorable="w14 w15 w16se w16cid w16 w16cex w16sdtdh w16sdtfl w16du wp14">
+<w:document xmlns:wpc="http://schemas.microsoft.com/office/word/2010/wordprocessingCanvas" xmlns:cx="http://schemas.microsoft.com/office/drawing/2014/chartex" xmlns:cx1="http://schemas.microsoft.com/office/drawing/2015/9/8/chartex" xmlns:cx2="http://schemas.microsoft.com/office/drawing/2015/10/21/chartex" xmlns:cx3="http://schemas.microsoft.com/office/drawing/2016/5/9/chartex" xmlns:cx4="http://schemas.microsoft.com/office/drawing/2016/5/10/chartex" xmlns:cx5="http://schemas.microsoft.com/office/drawing/2016/5/11/chartex" xmlns:cx6="http://schemas.microsoft.com/office/drawing/2016/5/12/chartex" xmlns:cx7="http://schemas.microsoft.com/office/drawing/2016/5/13/chartex" xmlns:cx8="http://schemas.microsoft.com/office/drawing/2016/5/14/chartex" xmlns:mc="http://schemas.openxmlformats.org/markup-compatibility/2006" xmlns:aink="http://schemas.microsoft.com/office/drawing/2016/ink" xmlns:am3d="http://schemas.microsoft.com/office/drawing/2017/model3d" xmlns:o="urn:schemas-microsoft-com:office:office" xmlns:oel="http://schemas.microsoft.com/office/2019/extlst" xmlns:r="http://schemas.openxmlformats.org/officeDocument/2006/relationships" xmlns:m="http://schemas.openxmlformats.org/officeDocument/2006/math" xmlns:v="urn:schemas-microsoft-com:vml" xmlns:wp14="http://schemas.microsoft.com/office/word/2010/wordprocessingDrawing" xmlns:wp="http://schemas.openxmlformats.org/drawingml/2006/wordprocessingDrawing" xmlns:w10="urn:schemas-microsoft-com:office:word" xmlns:w="http://schemas.openxmlformats.org/wordprocessingml/2006/main" xmlns:w14="http://schemas.microsoft.com/office/word/2010/wordml" xmlns:w15="http://schemas.microsoft.com/office/word/2012/wordml" xmlns:w16cex="http://schemas.microsoft.com/office/word/2018/wordml/cex" xmlns:w16cid="http://schemas.microsoft.com/office/word/2016/wordml/cid" xmlns:w16="http://schemas.microsoft.com/office/word/2018/wordml" xmlns:w16du="http://schemas.microsoft.com/office/word/2023/wordml/word16du" xmlns:w16sdtdh="http://schemas.microsoft.com/office/word/2020/wordml/sdtdatahash" xmlns:w16sdtfl="http://schemas.microsoft.com/office/word/2024/wordml/sdtformatlock" xmlns:w16se="http://schemas.microsoft.com/office/word/2015/wordml/symex" xmlns:wpg="http://schemas.microsoft.com/office/word/2010/wordprocessingGroup" xmlns:wpi="http://schemas.microsoft.com/office/word/2010/wordprocessingInk" xmlns:wne="http://schemas.microsoft.com/office/word/2006/wordml" xmlns:wps="http://schemas.microsoft.com/office/word/2010/wordprocessingShape" xmlns:a="http://schemas.openxmlformats.org/drawingml/2006/main" xmlns:pic="http://schemas.openxmlformats.org/drawingml/2006/picture" xmlns:a14="http://schemas.microsoft.com/office/drawing/2010/main" mc:Ignorable="w14 w15 w16se w16cid w16 w16cex w16sdtdh w16sdtfl w16du wp14">
   <w:body>
     <w:p>
       <w:pPr>
@@ -18,12 +18,12 @@
         <w:tblW w:w="0" w:type="auto"/>
         <w:tblInd w:w="27" w:type="dxa"/>
         <w:tblBorders>
-          <w:top w:val="single" w:sz="6" w:space="0" w:color="000000"/>
-          <w:left w:val="single" w:sz="6" w:space="0" w:color="000000"/>
-          <w:bottom w:val="single" w:sz="6" w:space="0" w:color="000000"/>
-          <w:right w:val="single" w:sz="6" w:space="0" w:color="000000"/>
-          <w:insideH w:val="single" w:sz="6" w:space="0" w:color="000000"/>
-          <w:insideV w:val="single" w:sz="6" w:space="0" w:color="000000"/>
+          <w:top w:val="single" w:color="000000" w:sz="6" w:space="0"/>
+          <w:left w:val="single" w:color="000000" w:sz="6" w:space="0"/>
+          <w:bottom w:val="single" w:color="000000" w:sz="6" w:space="0"/>
+          <w:right w:val="single" w:color="000000" w:sz="6" w:space="0"/>
+          <w:insideH w:val="single" w:color="000000" w:sz="6" w:space="0"/>
+          <w:insideV w:val="single" w:color="000000" w:sz="6" w:space="0"/>
         </w:tblBorders>
         <w:tblLayout w:type="fixed"/>
         <w:tblCellMar>
@@ -312,7 +312,7 @@
         </w:rPr>
         <w:t xml:space="preserve"> link - </w:t>
       </w:r>
-      <w:hyperlink r:id="rId7" w:history="1">
+      <w:hyperlink w:history="1" r:id="rId7">
         <w:r>
           <w:rPr>
             <w:rStyle w:val="Hyperlink"/>
@@ -2177,7 +2177,6 @@
         <w:ind w:left="262" w:hanging="238"/>
       </w:pPr>
       <w:r>
-        <w:lastRenderedPageBreak/>
         <w:t>Pie</w:t>
       </w:r>
       <w:r>
@@ -3642,25 +3641,318 @@
       <w:pPr>
         <w:pStyle w:val="BodyText"/>
         <w:spacing w:before="192"/>
-        <w:rPr>
-          <w:spacing w:val="-2"/>
-        </w:rPr>
-      </w:pPr>
+      </w:pPr>
+      <w:r>
+        <w:rPr/>
+        <w:t>Country</w:t>
+      </w:r>
     </w:p>
     <w:p>
       <w:pPr>
         <w:pStyle w:val="BodyText"/>
         <w:spacing w:before="192"/>
         <w:rPr>
-          <w:spacing w:val="-2"/>
-        </w:rPr>
-      </w:pPr>
-      <w:r>
-        <w:rPr>
-          <w:spacing w:val="-2"/>
-        </w:rPr>
-        <w:lastRenderedPageBreak/>
-        <w:t>Country</w:t>
+          <w:b w:val="1"/>
+          <w:bCs w:val="1"/>
+          <w:sz w:val="24"/>
+          <w:szCs w:val="24"/>
+        </w:rPr>
+      </w:pPr>
+    </w:p>
+    <w:p>
+      <w:pPr>
+        <w:pStyle w:val="BodyText"/>
+        <w:spacing w:before="192"/>
+        <w:rPr>
+          <w:b w:val="1"/>
+          <w:bCs w:val="1"/>
+          <w:sz w:val="24"/>
+          <w:szCs w:val="24"/>
+        </w:rPr>
+      </w:pPr>
+      <w:r>
+        <w:rPr>
+          <w:b w:val="1"/>
+          <w:bCs w:val="1"/>
+          <w:sz w:val="24"/>
+          <w:szCs w:val="24"/>
+        </w:rPr>
+        <w:t>Tableau</w:t>
+      </w:r>
+      <w:r>
+        <w:br/>
+      </w:r>
+      <w:r>
+        <w:drawing>
+          <wp:inline wp14:editId="117C7FAC" wp14:anchorId="5576667C">
+            <wp:extent cx="5772150" cy="3267075"/>
+            <wp:effectExtent l="0" t="0" r="0" b="0"/>
+            <wp:docPr id="1632037548" name="drawing"/>
+            <wp:cNvGraphicFramePr>
+              <a:graphicFrameLocks noChangeAspect="1"/>
+            </wp:cNvGraphicFramePr>
+            <a:graphic>
+              <a:graphicData xmlns:a="http://schemas.openxmlformats.org/drawingml/2006/main" uri="http://schemas.openxmlformats.org/drawingml/2006/picture">
+                <pic:pic xmlns:pic="http://schemas.openxmlformats.org/drawingml/2006/picture">
+                  <pic:nvPicPr>
+                    <pic:cNvPr id="1632037548" name="Picture 1632037548"/>
+                    <pic:cNvPicPr/>
+                  </pic:nvPicPr>
+                  <pic:blipFill>
+                    <a:blip xmlns:r="http://schemas.openxmlformats.org/officeDocument/2006/relationships" r:embed="rId512506988">
+                      <a:extLst>
+                        <a:ext uri="{28A0092B-C50C-407E-A947-70E740481C1C}">
+                          <a14:useLocalDpi xmlns:a14="http://schemas.microsoft.com/office/drawing/2010/main"/>
+                        </a:ext>
+                      </a:extLst>
+                    </a:blip>
+                    <a:stretch>
+                      <a:fillRect/>
+                    </a:stretch>
+                  </pic:blipFill>
+                  <pic:spPr>
+                    <a:xfrm>
+                      <a:off x="0" y="0"/>
+                      <a:ext cx="5772150" cy="3267075"/>
+                    </a:xfrm>
+                    <a:prstGeom prst="rect">
+                      <a:avLst/>
+                    </a:prstGeom>
+                  </pic:spPr>
+                </pic:pic>
+              </a:graphicData>
+            </a:graphic>
+          </wp:inline>
+        </w:drawing>
+      </w:r>
+      <w:r>
+        <w:br/>
+      </w:r>
+      <w:r>
+        <w:drawing>
+          <wp:inline wp14:editId="21AD2123" wp14:anchorId="627A4E93">
+            <wp:extent cx="5772150" cy="2009775"/>
+            <wp:effectExtent l="0" t="0" r="0" b="0"/>
+            <wp:docPr id="1534985004" name="drawing"/>
+            <wp:cNvGraphicFramePr>
+              <a:graphicFrameLocks noChangeAspect="1"/>
+            </wp:cNvGraphicFramePr>
+            <a:graphic>
+              <a:graphicData xmlns:a="http://schemas.openxmlformats.org/drawingml/2006/main" uri="http://schemas.openxmlformats.org/drawingml/2006/picture">
+                <pic:pic xmlns:pic="http://schemas.openxmlformats.org/drawingml/2006/picture">
+                  <pic:nvPicPr>
+                    <pic:cNvPr id="1534985004" name="Picture 1534985004"/>
+                    <pic:cNvPicPr/>
+                  </pic:nvPicPr>
+                  <pic:blipFill>
+                    <a:blip xmlns:r="http://schemas.openxmlformats.org/officeDocument/2006/relationships" r:embed="rId1819314864">
+                      <a:extLst>
+                        <a:ext uri="{28A0092B-C50C-407E-A947-70E740481C1C}">
+                          <a14:useLocalDpi xmlns:a14="http://schemas.microsoft.com/office/drawing/2010/main"/>
+                        </a:ext>
+                      </a:extLst>
+                    </a:blip>
+                    <a:stretch>
+                      <a:fillRect/>
+                    </a:stretch>
+                  </pic:blipFill>
+                  <pic:spPr>
+                    <a:xfrm>
+                      <a:off x="0" y="0"/>
+                      <a:ext cx="5772150" cy="2009775"/>
+                    </a:xfrm>
+                    <a:prstGeom prst="rect">
+                      <a:avLst/>
+                    </a:prstGeom>
+                  </pic:spPr>
+                </pic:pic>
+              </a:graphicData>
+            </a:graphic>
+          </wp:inline>
+        </w:drawing>
+      </w:r>
+      <w:r>
+        <w:drawing>
+          <wp:inline wp14:editId="32F430A9" wp14:anchorId="00FFC6D7">
+            <wp:extent cx="5772150" cy="1304925"/>
+            <wp:effectExtent l="0" t="0" r="0" b="0"/>
+            <wp:docPr id="1560922938" name="drawing"/>
+            <wp:cNvGraphicFramePr>
+              <a:graphicFrameLocks noChangeAspect="1"/>
+            </wp:cNvGraphicFramePr>
+            <a:graphic>
+              <a:graphicData xmlns:a="http://schemas.openxmlformats.org/drawingml/2006/main" uri="http://schemas.openxmlformats.org/drawingml/2006/picture">
+                <pic:pic xmlns:pic="http://schemas.openxmlformats.org/drawingml/2006/picture">
+                  <pic:nvPicPr>
+                    <pic:cNvPr id="1560922938" name="Picture 1560922938"/>
+                    <pic:cNvPicPr/>
+                  </pic:nvPicPr>
+                  <pic:blipFill>
+                    <a:blip xmlns:r="http://schemas.openxmlformats.org/officeDocument/2006/relationships" r:embed="rId1134399825">
+                      <a:extLst>
+                        <a:ext uri="{28A0092B-C50C-407E-A947-70E740481C1C}">
+                          <a14:useLocalDpi xmlns:a14="http://schemas.microsoft.com/office/drawing/2010/main"/>
+                        </a:ext>
+                      </a:extLst>
+                    </a:blip>
+                    <a:stretch>
+                      <a:fillRect/>
+                    </a:stretch>
+                  </pic:blipFill>
+                  <pic:spPr>
+                    <a:xfrm>
+                      <a:off x="0" y="0"/>
+                      <a:ext cx="5772150" cy="1304925"/>
+                    </a:xfrm>
+                    <a:prstGeom prst="rect">
+                      <a:avLst/>
+                    </a:prstGeom>
+                  </pic:spPr>
+                </pic:pic>
+              </a:graphicData>
+            </a:graphic>
+          </wp:inline>
+        </w:drawing>
+      </w:r>
+      <w:r>
+        <w:br/>
+      </w:r>
+    </w:p>
+    <w:p>
+      <w:pPr>
+        <w:pStyle w:val="BodyText"/>
+        <w:spacing w:before="192"/>
+        <w:rPr>
+          <w:b w:val="1"/>
+          <w:bCs w:val="1"/>
+          <w:sz w:val="24"/>
+          <w:szCs w:val="24"/>
+        </w:rPr>
+      </w:pPr>
+    </w:p>
+    <w:p>
+      <w:pPr>
+        <w:pStyle w:val="BodyText"/>
+        <w:spacing w:before="192"/>
+        <w:rPr>
+          <w:b w:val="1"/>
+          <w:bCs w:val="1"/>
+          <w:sz w:val="24"/>
+          <w:szCs w:val="24"/>
+        </w:rPr>
+      </w:pPr>
+    </w:p>
+    <w:p>
+      <w:pPr>
+        <w:pStyle w:val="BodyText"/>
+        <w:spacing w:before="192"/>
+      </w:pPr>
+      <w:r>
+        <w:rPr>
+          <w:b w:val="1"/>
+          <w:bCs w:val="1"/>
+          <w:sz w:val="24"/>
+          <w:szCs w:val="24"/>
+        </w:rPr>
+        <w:t>PowerBI</w:t>
+      </w:r>
+      <w:r>
+        <w:br/>
+      </w:r>
+      <w:r>
+        <w:br/>
+      </w:r>
+      <w:r>
+        <w:drawing>
+          <wp:inline wp14:editId="613CE7A7" wp14:anchorId="07A97509">
+            <wp:extent cx="5772150" cy="2905125"/>
+            <wp:effectExtent l="0" t="0" r="0" b="0"/>
+            <wp:docPr id="1925664664" name="drawing"/>
+            <wp:cNvGraphicFramePr>
+              <a:graphicFrameLocks noChangeAspect="1"/>
+            </wp:cNvGraphicFramePr>
+            <a:graphic>
+              <a:graphicData xmlns:a="http://schemas.openxmlformats.org/drawingml/2006/main" uri="http://schemas.openxmlformats.org/drawingml/2006/picture">
+                <pic:pic xmlns:pic="http://schemas.openxmlformats.org/drawingml/2006/picture">
+                  <pic:nvPicPr>
+                    <pic:cNvPr id="1925664664" name="Picture 1925664664"/>
+                    <pic:cNvPicPr/>
+                  </pic:nvPicPr>
+                  <pic:blipFill>
+                    <a:blip xmlns:r="http://schemas.openxmlformats.org/officeDocument/2006/relationships" r:embed="rId1893691212">
+                      <a:extLst>
+                        <a:ext uri="{28A0092B-C50C-407E-A947-70E740481C1C}">
+                          <a14:useLocalDpi xmlns:a14="http://schemas.microsoft.com/office/drawing/2010/main"/>
+                        </a:ext>
+                      </a:extLst>
+                    </a:blip>
+                    <a:stretch>
+                      <a:fillRect/>
+                    </a:stretch>
+                  </pic:blipFill>
+                  <pic:spPr>
+                    <a:xfrm>
+                      <a:off x="0" y="0"/>
+                      <a:ext cx="5772150" cy="2905125"/>
+                    </a:xfrm>
+                    <a:prstGeom prst="rect">
+                      <a:avLst/>
+                    </a:prstGeom>
+                  </pic:spPr>
+                </pic:pic>
+              </a:graphicData>
+            </a:graphic>
+          </wp:inline>
+        </w:drawing>
+      </w:r>
+    </w:p>
+    <w:p>
+      <w:pPr>
+        <w:pStyle w:val="BodyText"/>
+        <w:spacing w:before="192"/>
+      </w:pPr>
+      <w:r>
+        <w:drawing>
+          <wp:inline wp14:editId="52D2D7A2" wp14:anchorId="61088CF6">
+            <wp:extent cx="5772150" cy="3257550"/>
+            <wp:effectExtent l="0" t="0" r="0" b="0"/>
+            <wp:docPr id="57600413" name="drawing"/>
+            <wp:cNvGraphicFramePr>
+              <a:graphicFrameLocks noChangeAspect="1"/>
+            </wp:cNvGraphicFramePr>
+            <a:graphic>
+              <a:graphicData xmlns:a="http://schemas.openxmlformats.org/drawingml/2006/main" uri="http://schemas.openxmlformats.org/drawingml/2006/picture">
+                <pic:pic xmlns:pic="http://schemas.openxmlformats.org/drawingml/2006/picture">
+                  <pic:nvPicPr>
+                    <pic:cNvPr id="57600413" name="Picture 57600413"/>
+                    <pic:cNvPicPr/>
+                  </pic:nvPicPr>
+                  <pic:blipFill>
+                    <a:blip xmlns:r="http://schemas.openxmlformats.org/officeDocument/2006/relationships" r:embed="rId661443342">
+                      <a:extLst>
+                        <a:ext uri="{28A0092B-C50C-407E-A947-70E740481C1C}">
+                          <a14:useLocalDpi xmlns:a14="http://schemas.microsoft.com/office/drawing/2010/main"/>
+                        </a:ext>
+                      </a:extLst>
+                    </a:blip>
+                    <a:stretch>
+                      <a:fillRect/>
+                    </a:stretch>
+                  </pic:blipFill>
+                  <pic:spPr>
+                    <a:xfrm>
+                      <a:off x="0" y="0"/>
+                      <a:ext cx="5772150" cy="3257550"/>
+                    </a:xfrm>
+                    <a:prstGeom prst="rect">
+                      <a:avLst/>
+                    </a:prstGeom>
+                  </pic:spPr>
+                </pic:pic>
+              </a:graphicData>
+            </a:graphic>
+          </wp:inline>
+        </w:drawing>
       </w:r>
     </w:p>
     <w:p>
@@ -4029,14 +4321,11 @@
         <w:pStyle w:val="BodyText"/>
         <w:spacing w:before="81"/>
         <w:ind w:left="720"/>
-        <w:rPr>
-          <w:lang w:val="en-IN"/>
-        </w:rPr>
-      </w:pPr>
-      <w:r>
-        <w:rPr>
-          <w:b/>
-          <w:bCs/>
+      </w:pPr>
+      <w:r>
+        <w:rPr>
+          <w:b w:val="1"/>
+          <w:bCs w:val="1"/>
           <w:lang w:val="en-IN"/>
         </w:rPr>
         <w:t>Furniture</w:t>
@@ -4053,6 +4342,16 @@
         <w:pStyle w:val="BodyText"/>
         <w:spacing w:before="81"/>
         <w:ind w:left="720"/>
+        <w:rPr>
+          <w:lang w:val="en-IN"/>
+        </w:rPr>
+      </w:pPr>
+    </w:p>
+    <w:p>
+      <w:pPr>
+        <w:pStyle w:val="BodyText"/>
+        <w:spacing w:before="81"/>
+        <w:ind w:left="720"/>
       </w:pPr>
       <w:r>
         <w:rPr>
@@ -4845,6 +5144,7 @@
         <w:pStyle w:val="BodyText"/>
       </w:pPr>
       <w:r>
+        <w:rPr/>
         <w:t>Which country</w:t>
       </w:r>
       <w:r>
@@ -4854,6 +5154,7 @@
         <w:t xml:space="preserve"> </w:t>
       </w:r>
       <w:r>
+        <w:rPr/>
         <w:t>has the highest total sales?</w:t>
       </w:r>
       <w:r>
@@ -4861,37 +5162,50 @@
       </w:r>
       <w:r>
         <w:rPr>
-          <w:b/>
-          <w:bCs/>
+          <w:b w:val="1"/>
+          <w:bCs w:val="1"/>
         </w:rPr>
         <w:t>United States</w:t>
       </w:r>
       <w:r>
+        <w:rPr/>
         <w:t xml:space="preserve"> has the highest total sales.</w:t>
       </w:r>
       <w:r>
+        <w:rPr/>
         <w:t xml:space="preserve"> </w:t>
       </w:r>
       <w:r>
         <w:br/>
       </w:r>
       <w:r>
+        <w:rPr/>
         <w:t xml:space="preserve">Are there regions with minimal or no sales? </w:t>
       </w:r>
       <w:r>
         <w:br/>
       </w:r>
       <w:r>
-        <w:t xml:space="preserve">A few countries have relatively low sales, but </w:t>
-      </w:r>
-      <w:r>
-        <w:rPr>
-          <w:b/>
-          <w:bCs/>
+        <w:rPr/>
+        <w:t xml:space="preserve">A few countries have </w:t>
+      </w:r>
+      <w:r>
+        <w:rPr/>
+        <w:t>relatively low</w:t>
+      </w:r>
+      <w:r>
+        <w:rPr/>
+        <w:t xml:space="preserve"> sales, but </w:t>
+      </w:r>
+      <w:r>
+        <w:rPr>
+          <w:b w:val="1"/>
+          <w:bCs w:val="1"/>
         </w:rPr>
         <w:t>no major region has zero sales</w:t>
       </w:r>
       <w:r>
+        <w:rPr/>
         <w:t xml:space="preserve"> in the dataset.</w:t>
       </w:r>
     </w:p>
@@ -4904,31 +5218,10 @@
           <w:b/>
         </w:rPr>
       </w:pPr>
-    </w:p>
-    <w:p>
-      <w:pPr>
-        <w:pStyle w:val="BodyText"/>
-        <w:spacing w:line="427" w:lineRule="auto"/>
-        <w:ind w:right="4957"/>
-        <w:rPr>
-          <w:b/>
-        </w:rPr>
-      </w:pPr>
-    </w:p>
-    <w:p>
-      <w:pPr>
-        <w:pStyle w:val="BodyText"/>
-        <w:spacing w:line="427" w:lineRule="auto"/>
-        <w:ind w:right="4957"/>
-        <w:rPr>
-          <w:b/>
-        </w:rPr>
-      </w:pPr>
-      <w:r>
-        <w:rPr>
-          <w:b/>
-        </w:rPr>
-        <w:lastRenderedPageBreak/>
+      <w:r>
+        <w:rPr>
+          <w:b/>
+        </w:rPr>
         <w:t>Tree Map:</w:t>
       </w:r>
     </w:p>
@@ -5186,6 +5479,8 @@
       </w:r>
       <w:r>
         <w:br/>
+      </w:r>
+      <w:r>
         <w:t>How</w:t>
       </w:r>
       <w:r>
@@ -5399,12 +5694,12 @@
         <w:tblW w:w="0" w:type="auto"/>
         <w:tblInd w:w="1351" w:type="dxa"/>
         <w:tblBorders>
-          <w:top w:val="single" w:sz="12" w:space="0" w:color="000000"/>
-          <w:left w:val="single" w:sz="12" w:space="0" w:color="000000"/>
-          <w:bottom w:val="single" w:sz="12" w:space="0" w:color="000000"/>
-          <w:right w:val="single" w:sz="12" w:space="0" w:color="000000"/>
-          <w:insideH w:val="single" w:sz="12" w:space="0" w:color="000000"/>
-          <w:insideV w:val="single" w:sz="12" w:space="0" w:color="000000"/>
+          <w:top w:val="single" w:color="000000" w:sz="12" w:space="0"/>
+          <w:left w:val="single" w:color="000000" w:sz="12" w:space="0"/>
+          <w:bottom w:val="single" w:color="000000" w:sz="12" w:space="0"/>
+          <w:right w:val="single" w:color="000000" w:sz="12" w:space="0"/>
+          <w:insideH w:val="single" w:color="000000" w:sz="12" w:space="0"/>
+          <w:insideV w:val="single" w:color="000000" w:sz="12" w:space="0"/>
         </w:tblBorders>
         <w:tblLayout w:type="fixed"/>
         <w:tblCellMar>
@@ -5993,13 +6288,13 @@
     <w:p/>
     <w:sectPr>
       <w:headerReference w:type="default" r:id="rId9"/>
-      <w:pgSz w:w="11910" w:h="16840"/>
+      <w:pgSz w:w="11910" w:h="16840" w:orient="portrait"/>
       <w:pgMar w:top="1360" w:right="1417" w:bottom="280" w:left="1417" w:header="720" w:footer="720" w:gutter="0"/>
       <w:pgBorders w:offsetFrom="page">
-        <w:top w:val="double" w:sz="4" w:space="25" w:color="000000"/>
-        <w:left w:val="double" w:sz="4" w:space="25" w:color="000000"/>
-        <w:bottom w:val="double" w:sz="4" w:space="24" w:color="000000"/>
-        <w:right w:val="double" w:sz="4" w:space="24" w:color="000000"/>
+        <w:top w:val="double" w:color="000000" w:sz="4" w:space="25"/>
+        <w:left w:val="double" w:color="000000" w:sz="4" w:space="25"/>
+        <w:bottom w:val="double" w:color="000000" w:sz="4" w:space="24"/>
+        <w:right w:val="double" w:color="000000" w:sz="4" w:space="24"/>
       </w:pgBorders>
       <w:cols w:space="720"/>
     </w:sectPr>
@@ -6078,7 +6373,7 @@
         <w:ind w:left="744" w:hanging="360"/>
       </w:pPr>
       <w:rPr>
-        <w:rFonts w:ascii="Symbol" w:hAnsi="Symbol" w:hint="default"/>
+        <w:rFonts w:hint="default" w:ascii="Symbol" w:hAnsi="Symbol"/>
       </w:rPr>
     </w:lvl>
     <w:lvl w:ilvl="1" w:tplc="40090003" w:tentative="1">
@@ -6090,7 +6385,7 @@
         <w:ind w:left="1464" w:hanging="360"/>
       </w:pPr>
       <w:rPr>
-        <w:rFonts w:ascii="Courier New" w:hAnsi="Courier New" w:cs="Courier New" w:hint="default"/>
+        <w:rFonts w:hint="default" w:ascii="Courier New" w:hAnsi="Courier New" w:cs="Courier New"/>
       </w:rPr>
     </w:lvl>
     <w:lvl w:ilvl="2" w:tplc="40090005" w:tentative="1">
@@ -6102,7 +6397,7 @@
         <w:ind w:left="2184" w:hanging="360"/>
       </w:pPr>
       <w:rPr>
-        <w:rFonts w:ascii="Wingdings" w:hAnsi="Wingdings" w:hint="default"/>
+        <w:rFonts w:hint="default" w:ascii="Wingdings" w:hAnsi="Wingdings"/>
       </w:rPr>
     </w:lvl>
     <w:lvl w:ilvl="3" w:tplc="40090001" w:tentative="1">
@@ -6114,7 +6409,7 @@
         <w:ind w:left="2904" w:hanging="360"/>
       </w:pPr>
       <w:rPr>
-        <w:rFonts w:ascii="Symbol" w:hAnsi="Symbol" w:hint="default"/>
+        <w:rFonts w:hint="default" w:ascii="Symbol" w:hAnsi="Symbol"/>
       </w:rPr>
     </w:lvl>
     <w:lvl w:ilvl="4" w:tplc="40090003" w:tentative="1">
@@ -6126,7 +6421,7 @@
         <w:ind w:left="3624" w:hanging="360"/>
       </w:pPr>
       <w:rPr>
-        <w:rFonts w:ascii="Courier New" w:hAnsi="Courier New" w:cs="Courier New" w:hint="default"/>
+        <w:rFonts w:hint="default" w:ascii="Courier New" w:hAnsi="Courier New" w:cs="Courier New"/>
       </w:rPr>
     </w:lvl>
     <w:lvl w:ilvl="5" w:tplc="40090005" w:tentative="1">
@@ -6138,7 +6433,7 @@
         <w:ind w:left="4344" w:hanging="360"/>
       </w:pPr>
       <w:rPr>
-        <w:rFonts w:ascii="Wingdings" w:hAnsi="Wingdings" w:hint="default"/>
+        <w:rFonts w:hint="default" w:ascii="Wingdings" w:hAnsi="Wingdings"/>
       </w:rPr>
     </w:lvl>
     <w:lvl w:ilvl="6" w:tplc="40090001" w:tentative="1">
@@ -6150,7 +6445,7 @@
         <w:ind w:left="5064" w:hanging="360"/>
       </w:pPr>
       <w:rPr>
-        <w:rFonts w:ascii="Symbol" w:hAnsi="Symbol" w:hint="default"/>
+        <w:rFonts w:hint="default" w:ascii="Symbol" w:hAnsi="Symbol"/>
       </w:rPr>
     </w:lvl>
     <w:lvl w:ilvl="7" w:tplc="40090003" w:tentative="1">
@@ -6162,7 +6457,7 @@
         <w:ind w:left="5784" w:hanging="360"/>
       </w:pPr>
       <w:rPr>
-        <w:rFonts w:ascii="Courier New" w:hAnsi="Courier New" w:cs="Courier New" w:hint="default"/>
+        <w:rFonts w:hint="default" w:ascii="Courier New" w:hAnsi="Courier New" w:cs="Courier New"/>
       </w:rPr>
     </w:lvl>
     <w:lvl w:ilvl="8" w:tplc="40090005" w:tentative="1">
@@ -6174,7 +6469,7 @@
         <w:ind w:left="6504" w:hanging="360"/>
       </w:pPr>
       <w:rPr>
-        <w:rFonts w:ascii="Wingdings" w:hAnsi="Wingdings" w:hint="default"/>
+        <w:rFonts w:hint="default" w:ascii="Wingdings" w:hAnsi="Wingdings"/>
       </w:rPr>
     </w:lvl>
   </w:abstractNum>
@@ -6191,7 +6486,7 @@
         <w:ind w:left="745" w:hanging="721"/>
       </w:pPr>
       <w:rPr>
-        <w:rFonts w:ascii="Cambria" w:eastAsia="Cambria" w:hAnsi="Cambria" w:cs="Cambria" w:hint="default"/>
+        <w:rFonts w:hint="default" w:ascii="Cambria" w:hAnsi="Cambria" w:eastAsia="Cambria" w:cs="Cambria"/>
         <w:b w:val="0"/>
         <w:bCs w:val="0"/>
         <w:i w:val="0"/>
@@ -6313,7 +6608,7 @@
         <w:ind w:left="744" w:hanging="360"/>
       </w:pPr>
       <w:rPr>
-        <w:rFonts w:ascii="Symbol" w:hAnsi="Symbol" w:hint="default"/>
+        <w:rFonts w:hint="default" w:ascii="Symbol" w:hAnsi="Symbol"/>
       </w:rPr>
     </w:lvl>
     <w:lvl w:ilvl="1" w:tplc="40090003" w:tentative="1">
@@ -6325,7 +6620,7 @@
         <w:ind w:left="1464" w:hanging="360"/>
       </w:pPr>
       <w:rPr>
-        <w:rFonts w:ascii="Courier New" w:hAnsi="Courier New" w:cs="Courier New" w:hint="default"/>
+        <w:rFonts w:hint="default" w:ascii="Courier New" w:hAnsi="Courier New" w:cs="Courier New"/>
       </w:rPr>
     </w:lvl>
     <w:lvl w:ilvl="2" w:tplc="40090005" w:tentative="1">
@@ -6337,7 +6632,7 @@
         <w:ind w:left="2184" w:hanging="360"/>
       </w:pPr>
       <w:rPr>
-        <w:rFonts w:ascii="Wingdings" w:hAnsi="Wingdings" w:hint="default"/>
+        <w:rFonts w:hint="default" w:ascii="Wingdings" w:hAnsi="Wingdings"/>
       </w:rPr>
     </w:lvl>
     <w:lvl w:ilvl="3" w:tplc="40090001" w:tentative="1">
@@ -6349,7 +6644,7 @@
         <w:ind w:left="2904" w:hanging="360"/>
       </w:pPr>
       <w:rPr>
-        <w:rFonts w:ascii="Symbol" w:hAnsi="Symbol" w:hint="default"/>
+        <w:rFonts w:hint="default" w:ascii="Symbol" w:hAnsi="Symbol"/>
       </w:rPr>
     </w:lvl>
     <w:lvl w:ilvl="4" w:tplc="40090003" w:tentative="1">
@@ -6361,7 +6656,7 @@
         <w:ind w:left="3624" w:hanging="360"/>
       </w:pPr>
       <w:rPr>
-        <w:rFonts w:ascii="Courier New" w:hAnsi="Courier New" w:cs="Courier New" w:hint="default"/>
+        <w:rFonts w:hint="default" w:ascii="Courier New" w:hAnsi="Courier New" w:cs="Courier New"/>
       </w:rPr>
     </w:lvl>
     <w:lvl w:ilvl="5" w:tplc="40090005" w:tentative="1">
@@ -6373,7 +6668,7 @@
         <w:ind w:left="4344" w:hanging="360"/>
       </w:pPr>
       <w:rPr>
-        <w:rFonts w:ascii="Wingdings" w:hAnsi="Wingdings" w:hint="default"/>
+        <w:rFonts w:hint="default" w:ascii="Wingdings" w:hAnsi="Wingdings"/>
       </w:rPr>
     </w:lvl>
     <w:lvl w:ilvl="6" w:tplc="40090001" w:tentative="1">
@@ -6385,7 +6680,7 @@
         <w:ind w:left="5064" w:hanging="360"/>
       </w:pPr>
       <w:rPr>
-        <w:rFonts w:ascii="Symbol" w:hAnsi="Symbol" w:hint="default"/>
+        <w:rFonts w:hint="default" w:ascii="Symbol" w:hAnsi="Symbol"/>
       </w:rPr>
     </w:lvl>
     <w:lvl w:ilvl="7" w:tplc="40090003" w:tentative="1">
@@ -6397,7 +6692,7 @@
         <w:ind w:left="5784" w:hanging="360"/>
       </w:pPr>
       <w:rPr>
-        <w:rFonts w:ascii="Courier New" w:hAnsi="Courier New" w:cs="Courier New" w:hint="default"/>
+        <w:rFonts w:hint="default" w:ascii="Courier New" w:hAnsi="Courier New" w:cs="Courier New"/>
       </w:rPr>
     </w:lvl>
     <w:lvl w:ilvl="8" w:tplc="40090005" w:tentative="1">
@@ -6409,7 +6704,7 @@
         <w:ind w:left="6504" w:hanging="360"/>
       </w:pPr>
       <w:rPr>
-        <w:rFonts w:ascii="Wingdings" w:hAnsi="Wingdings" w:hint="default"/>
+        <w:rFonts w:hint="default" w:ascii="Wingdings" w:hAnsi="Wingdings"/>
       </w:rPr>
     </w:lvl>
   </w:abstractNum>
@@ -6426,7 +6721,7 @@
         <w:ind w:left="720" w:hanging="360"/>
       </w:pPr>
       <w:rPr>
-        <w:rFonts w:ascii="Symbol" w:hAnsi="Symbol" w:hint="default"/>
+        <w:rFonts w:hint="default" w:ascii="Symbol" w:hAnsi="Symbol"/>
       </w:rPr>
     </w:lvl>
     <w:lvl w:ilvl="1" w:tplc="40090003" w:tentative="1">
@@ -6438,7 +6733,7 @@
         <w:ind w:left="1440" w:hanging="360"/>
       </w:pPr>
       <w:rPr>
-        <w:rFonts w:ascii="Courier New" w:hAnsi="Courier New" w:cs="Courier New" w:hint="default"/>
+        <w:rFonts w:hint="default" w:ascii="Courier New" w:hAnsi="Courier New" w:cs="Courier New"/>
       </w:rPr>
     </w:lvl>
     <w:lvl w:ilvl="2" w:tplc="40090005" w:tentative="1">
@@ -6450,7 +6745,7 @@
         <w:ind w:left="2160" w:hanging="360"/>
       </w:pPr>
       <w:rPr>
-        <w:rFonts w:ascii="Wingdings" w:hAnsi="Wingdings" w:hint="default"/>
+        <w:rFonts w:hint="default" w:ascii="Wingdings" w:hAnsi="Wingdings"/>
       </w:rPr>
     </w:lvl>
     <w:lvl w:ilvl="3" w:tplc="40090001" w:tentative="1">
@@ -6462,7 +6757,7 @@
         <w:ind w:left="2880" w:hanging="360"/>
       </w:pPr>
       <w:rPr>
-        <w:rFonts w:ascii="Symbol" w:hAnsi="Symbol" w:hint="default"/>
+        <w:rFonts w:hint="default" w:ascii="Symbol" w:hAnsi="Symbol"/>
       </w:rPr>
     </w:lvl>
     <w:lvl w:ilvl="4" w:tplc="40090003" w:tentative="1">
@@ -6474,7 +6769,7 @@
         <w:ind w:left="3600" w:hanging="360"/>
       </w:pPr>
       <w:rPr>
-        <w:rFonts w:ascii="Courier New" w:hAnsi="Courier New" w:cs="Courier New" w:hint="default"/>
+        <w:rFonts w:hint="default" w:ascii="Courier New" w:hAnsi="Courier New" w:cs="Courier New"/>
       </w:rPr>
     </w:lvl>
     <w:lvl w:ilvl="5" w:tplc="40090005" w:tentative="1">
@@ -6486,7 +6781,7 @@
         <w:ind w:left="4320" w:hanging="360"/>
       </w:pPr>
       <w:rPr>
-        <w:rFonts w:ascii="Wingdings" w:hAnsi="Wingdings" w:hint="default"/>
+        <w:rFonts w:hint="default" w:ascii="Wingdings" w:hAnsi="Wingdings"/>
       </w:rPr>
     </w:lvl>
     <w:lvl w:ilvl="6" w:tplc="40090001" w:tentative="1">
@@ -6498,7 +6793,7 @@
         <w:ind w:left="5040" w:hanging="360"/>
       </w:pPr>
       <w:rPr>
-        <w:rFonts w:ascii="Symbol" w:hAnsi="Symbol" w:hint="default"/>
+        <w:rFonts w:hint="default" w:ascii="Symbol" w:hAnsi="Symbol"/>
       </w:rPr>
     </w:lvl>
     <w:lvl w:ilvl="7" w:tplc="40090003" w:tentative="1">
@@ -6510,7 +6805,7 @@
         <w:ind w:left="5760" w:hanging="360"/>
       </w:pPr>
       <w:rPr>
-        <w:rFonts w:ascii="Courier New" w:hAnsi="Courier New" w:cs="Courier New" w:hint="default"/>
+        <w:rFonts w:hint="default" w:ascii="Courier New" w:hAnsi="Courier New" w:cs="Courier New"/>
       </w:rPr>
     </w:lvl>
     <w:lvl w:ilvl="8" w:tplc="40090005" w:tentative="1">
@@ -6522,7 +6817,7 @@
         <w:ind w:left="6480" w:hanging="360"/>
       </w:pPr>
       <w:rPr>
-        <w:rFonts w:ascii="Wingdings" w:hAnsi="Wingdings" w:hint="default"/>
+        <w:rFonts w:hint="default" w:ascii="Wingdings" w:hAnsi="Wingdings"/>
       </w:rPr>
     </w:lvl>
   </w:abstractNum>
@@ -6542,7 +6837,7 @@
         <w:ind w:left="720" w:hanging="360"/>
       </w:pPr>
       <w:rPr>
-        <w:rFonts w:ascii="Symbol" w:hAnsi="Symbol" w:hint="default"/>
+        <w:rFonts w:hint="default" w:ascii="Symbol" w:hAnsi="Symbol"/>
         <w:sz w:val="20"/>
       </w:rPr>
     </w:lvl>
@@ -6558,7 +6853,7 @@
         <w:ind w:left="1440" w:hanging="360"/>
       </w:pPr>
       <w:rPr>
-        <w:rFonts w:ascii="Courier New" w:hAnsi="Courier New" w:hint="default"/>
+        <w:rFonts w:hint="default" w:ascii="Courier New" w:hAnsi="Courier New"/>
         <w:sz w:val="20"/>
       </w:rPr>
     </w:lvl>
@@ -6574,7 +6869,7 @@
         <w:ind w:left="2160" w:hanging="360"/>
       </w:pPr>
       <w:rPr>
-        <w:rFonts w:ascii="Wingdings" w:hAnsi="Wingdings" w:hint="default"/>
+        <w:rFonts w:hint="default" w:ascii="Wingdings" w:hAnsi="Wingdings"/>
         <w:sz w:val="20"/>
       </w:rPr>
     </w:lvl>
@@ -6590,7 +6885,7 @@
         <w:ind w:left="2880" w:hanging="360"/>
       </w:pPr>
       <w:rPr>
-        <w:rFonts w:ascii="Wingdings" w:hAnsi="Wingdings" w:hint="default"/>
+        <w:rFonts w:hint="default" w:ascii="Wingdings" w:hAnsi="Wingdings"/>
         <w:sz w:val="20"/>
       </w:rPr>
     </w:lvl>
@@ -6606,7 +6901,7 @@
         <w:ind w:left="3600" w:hanging="360"/>
       </w:pPr>
       <w:rPr>
-        <w:rFonts w:ascii="Wingdings" w:hAnsi="Wingdings" w:hint="default"/>
+        <w:rFonts w:hint="default" w:ascii="Wingdings" w:hAnsi="Wingdings"/>
         <w:sz w:val="20"/>
       </w:rPr>
     </w:lvl>
@@ -6622,7 +6917,7 @@
         <w:ind w:left="4320" w:hanging="360"/>
       </w:pPr>
       <w:rPr>
-        <w:rFonts w:ascii="Wingdings" w:hAnsi="Wingdings" w:hint="default"/>
+        <w:rFonts w:hint="default" w:ascii="Wingdings" w:hAnsi="Wingdings"/>
         <w:sz w:val="20"/>
       </w:rPr>
     </w:lvl>
@@ -6638,7 +6933,7 @@
         <w:ind w:left="5040" w:hanging="360"/>
       </w:pPr>
       <w:rPr>
-        <w:rFonts w:ascii="Wingdings" w:hAnsi="Wingdings" w:hint="default"/>
+        <w:rFonts w:hint="default" w:ascii="Wingdings" w:hAnsi="Wingdings"/>
         <w:sz w:val="20"/>
       </w:rPr>
     </w:lvl>
@@ -6654,7 +6949,7 @@
         <w:ind w:left="5760" w:hanging="360"/>
       </w:pPr>
       <w:rPr>
-        <w:rFonts w:ascii="Wingdings" w:hAnsi="Wingdings" w:hint="default"/>
+        <w:rFonts w:hint="default" w:ascii="Wingdings" w:hAnsi="Wingdings"/>
         <w:sz w:val="20"/>
       </w:rPr>
     </w:lvl>
@@ -6670,7 +6965,7 @@
         <w:ind w:left="6480" w:hanging="360"/>
       </w:pPr>
       <w:rPr>
-        <w:rFonts w:ascii="Wingdings" w:hAnsi="Wingdings" w:hint="default"/>
+        <w:rFonts w:hint="default" w:ascii="Wingdings" w:hAnsi="Wingdings"/>
         <w:sz w:val="20"/>
       </w:rPr>
     </w:lvl>
@@ -6688,7 +6983,7 @@
         <w:ind w:left="275" w:hanging="252"/>
       </w:pPr>
       <w:rPr>
-        <w:rFonts w:ascii="Cambria" w:eastAsia="Cambria" w:hAnsi="Cambria" w:cs="Cambria" w:hint="default"/>
+        <w:rFonts w:hint="default" w:ascii="Cambria" w:hAnsi="Cambria" w:eastAsia="Cambria" w:cs="Cambria"/>
         <w:b/>
         <w:bCs/>
         <w:i w:val="0"/>
@@ -6819,11 +7114,11 @@
 </file>
 
 <file path=word/styles.xml><?xml version="1.0" encoding="utf-8"?>
-<w:styles xmlns:mc="http://schemas.openxmlformats.org/markup-compatibility/2006" xmlns:r="http://schemas.openxmlformats.org/officeDocument/2006/relationships" xmlns:w="http://schemas.openxmlformats.org/wordprocessingml/2006/main" xmlns:w14="http://schemas.microsoft.com/office/word/2010/wordml" xmlns:w15="http://schemas.microsoft.com/office/word/2012/wordml" xmlns:w16cex="http://schemas.microsoft.com/office/word/2018/wordml/cex" xmlns:w16cid="http://schemas.microsoft.com/office/word/2016/wordml/cid" xmlns:w16="http://schemas.microsoft.com/office/word/2018/wordml" xmlns:w16du="http://schemas.microsoft.com/office/word/2023/wordml/word16du" xmlns:w16sdtdh="http://schemas.microsoft.com/office/word/2020/wordml/sdtdatahash" xmlns:w16sdtfl="http://schemas.microsoft.com/office/word/2024/wordml/sdtformatlock" xmlns:w16se="http://schemas.microsoft.com/office/word/2015/wordml/symex" mc:Ignorable="w14 w15 w16se w16cid w16 w16cex w16sdtdh w16sdtfl w16du">
+<w:styles xmlns:wp14="http://schemas.microsoft.com/office/word/2010/wordprocessingDrawing" xmlns:mc="http://schemas.openxmlformats.org/markup-compatibility/2006" xmlns:r="http://schemas.openxmlformats.org/officeDocument/2006/relationships" xmlns:w="http://schemas.openxmlformats.org/wordprocessingml/2006/main" xmlns:w14="http://schemas.microsoft.com/office/word/2010/wordml" xmlns:w15="http://schemas.microsoft.com/office/word/2012/wordml" xmlns:w16cex="http://schemas.microsoft.com/office/word/2018/wordml/cex" xmlns:w16cid="http://schemas.microsoft.com/office/word/2016/wordml/cid" xmlns:w16="http://schemas.microsoft.com/office/word/2018/wordml" xmlns:w16du="http://schemas.microsoft.com/office/word/2023/wordml/word16du" xmlns:w16sdtdh="http://schemas.microsoft.com/office/word/2020/wordml/sdtdatahash" xmlns:w16sdtfl="http://schemas.microsoft.com/office/word/2024/wordml/sdtformatlock" xmlns:w16se="http://schemas.microsoft.com/office/word/2015/wordml/symex" mc:Ignorable="w14 w15 w16se w16cid w16 w16cex w16sdtdh w16sdtfl w16du wp14">
   <w:docDefaults>
     <w:rPrDefault>
       <w:rPr>
-        <w:rFonts w:asciiTheme="minorHAnsi" w:eastAsiaTheme="minorHAnsi" w:hAnsiTheme="minorHAnsi" w:cstheme="minorBidi"/>
+        <w:rFonts w:asciiTheme="minorHAnsi" w:hAnsiTheme="minorHAnsi" w:eastAsiaTheme="minorHAnsi" w:cstheme="minorBidi"/>
         <w:sz w:val="22"/>
         <w:szCs w:val="22"/>
         <w:lang w:val="en-US" w:eastAsia="en-US" w:bidi="ar-SA"/>
@@ -6840,14 +7135,14 @@
   <w:latentStyles w:defLockedState="0" w:defUIPriority="99" w:defSemiHidden="0" w:defUnhideWhenUsed="0" w:defQFormat="0" w:count="376">
     <w:lsdException w:name="Normal" w:uiPriority="0" w:qFormat="1"/>
     <w:lsdException w:name="heading 1" w:uiPriority="9" w:qFormat="1"/>
-    <w:lsdException w:name="heading 2" w:semiHidden="1" w:uiPriority="9" w:unhideWhenUsed="1" w:qFormat="1"/>
-    <w:lsdException w:name="heading 3" w:semiHidden="1" w:uiPriority="9" w:unhideWhenUsed="1" w:qFormat="1"/>
-    <w:lsdException w:name="heading 4" w:semiHidden="1" w:uiPriority="9" w:unhideWhenUsed="1" w:qFormat="1"/>
-    <w:lsdException w:name="heading 5" w:semiHidden="1" w:uiPriority="9" w:unhideWhenUsed="1" w:qFormat="1"/>
-    <w:lsdException w:name="heading 6" w:semiHidden="1" w:uiPriority="9" w:unhideWhenUsed="1" w:qFormat="1"/>
-    <w:lsdException w:name="heading 7" w:semiHidden="1" w:uiPriority="9" w:unhideWhenUsed="1" w:qFormat="1"/>
-    <w:lsdException w:name="heading 8" w:semiHidden="1" w:uiPriority="9" w:unhideWhenUsed="1" w:qFormat="1"/>
-    <w:lsdException w:name="heading 9" w:semiHidden="1" w:uiPriority="9" w:unhideWhenUsed="1" w:qFormat="1"/>
+    <w:lsdException w:name="heading 2" w:uiPriority="9" w:semiHidden="1" w:unhideWhenUsed="1" w:qFormat="1"/>
+    <w:lsdException w:name="heading 3" w:uiPriority="9" w:semiHidden="1" w:unhideWhenUsed="1" w:qFormat="1"/>
+    <w:lsdException w:name="heading 4" w:uiPriority="9" w:semiHidden="1" w:unhideWhenUsed="1" w:qFormat="1"/>
+    <w:lsdException w:name="heading 5" w:uiPriority="9" w:semiHidden="1" w:unhideWhenUsed="1" w:qFormat="1"/>
+    <w:lsdException w:name="heading 6" w:uiPriority="9" w:semiHidden="1" w:unhideWhenUsed="1" w:qFormat="1"/>
+    <w:lsdException w:name="heading 7" w:uiPriority="9" w:semiHidden="1" w:unhideWhenUsed="1" w:qFormat="1"/>
+    <w:lsdException w:name="heading 8" w:uiPriority="9" w:semiHidden="1" w:unhideWhenUsed="1" w:qFormat="1"/>
+    <w:lsdException w:name="heading 9" w:uiPriority="9" w:semiHidden="1" w:unhideWhenUsed="1" w:qFormat="1"/>
     <w:lsdException w:name="index 1" w:semiHidden="1" w:unhideWhenUsed="1"/>
     <w:lsdException w:name="index 2" w:semiHidden="1" w:unhideWhenUsed="1"/>
     <w:lsdException w:name="index 3" w:semiHidden="1" w:unhideWhenUsed="1"/>
@@ -6857,22 +7152,22 @@
     <w:lsdException w:name="index 7" w:semiHidden="1" w:unhideWhenUsed="1"/>
     <w:lsdException w:name="index 8" w:semiHidden="1" w:unhideWhenUsed="1"/>
     <w:lsdException w:name="index 9" w:semiHidden="1" w:unhideWhenUsed="1"/>
-    <w:lsdException w:name="toc 1" w:semiHidden="1" w:uiPriority="39" w:unhideWhenUsed="1"/>
-    <w:lsdException w:name="toc 2" w:semiHidden="1" w:uiPriority="39" w:unhideWhenUsed="1"/>
-    <w:lsdException w:name="toc 3" w:semiHidden="1" w:uiPriority="39" w:unhideWhenUsed="1"/>
-    <w:lsdException w:name="toc 4" w:semiHidden="1" w:uiPriority="39" w:unhideWhenUsed="1"/>
-    <w:lsdException w:name="toc 5" w:semiHidden="1" w:uiPriority="39" w:unhideWhenUsed="1"/>
-    <w:lsdException w:name="toc 6" w:semiHidden="1" w:uiPriority="39" w:unhideWhenUsed="1"/>
-    <w:lsdException w:name="toc 7" w:semiHidden="1" w:uiPriority="39" w:unhideWhenUsed="1"/>
-    <w:lsdException w:name="toc 8" w:semiHidden="1" w:uiPriority="39" w:unhideWhenUsed="1"/>
-    <w:lsdException w:name="toc 9" w:semiHidden="1" w:uiPriority="39" w:unhideWhenUsed="1"/>
+    <w:lsdException w:name="toc 1" w:uiPriority="39" w:semiHidden="1" w:unhideWhenUsed="1"/>
+    <w:lsdException w:name="toc 2" w:uiPriority="39" w:semiHidden="1" w:unhideWhenUsed="1"/>
+    <w:lsdException w:name="toc 3" w:uiPriority="39" w:semiHidden="1" w:unhideWhenUsed="1"/>
+    <w:lsdException w:name="toc 4" w:uiPriority="39" w:semiHidden="1" w:unhideWhenUsed="1"/>
+    <w:lsdException w:name="toc 5" w:uiPriority="39" w:semiHidden="1" w:unhideWhenUsed="1"/>
+    <w:lsdException w:name="toc 6" w:uiPriority="39" w:semiHidden="1" w:unhideWhenUsed="1"/>
+    <w:lsdException w:name="toc 7" w:uiPriority="39" w:semiHidden="1" w:unhideWhenUsed="1"/>
+    <w:lsdException w:name="toc 8" w:uiPriority="39" w:semiHidden="1" w:unhideWhenUsed="1"/>
+    <w:lsdException w:name="toc 9" w:uiPriority="39" w:semiHidden="1" w:unhideWhenUsed="1"/>
     <w:lsdException w:name="Normal Indent" w:semiHidden="1" w:unhideWhenUsed="1"/>
     <w:lsdException w:name="footnote text" w:semiHidden="1" w:unhideWhenUsed="1"/>
     <w:lsdException w:name="annotation text" w:semiHidden="1" w:unhideWhenUsed="1"/>
     <w:lsdException w:name="header" w:semiHidden="1" w:unhideWhenUsed="1"/>
     <w:lsdException w:name="footer" w:semiHidden="1" w:unhideWhenUsed="1"/>
     <w:lsdException w:name="index heading" w:semiHidden="1" w:unhideWhenUsed="1"/>
-    <w:lsdException w:name="caption" w:semiHidden="1" w:uiPriority="35" w:unhideWhenUsed="1" w:qFormat="1"/>
+    <w:lsdException w:name="caption" w:uiPriority="35" w:semiHidden="1" w:unhideWhenUsed="1" w:qFormat="1"/>
     <w:lsdException w:name="table of figures" w:semiHidden="1" w:unhideWhenUsed="1"/>
     <w:lsdException w:name="envelope address" w:semiHidden="1" w:unhideWhenUsed="1"/>
     <w:lsdException w:name="envelope return" w:semiHidden="1" w:unhideWhenUsed="1"/>
@@ -6903,7 +7198,7 @@
     <w:lsdException w:name="Title" w:uiPriority="10" w:qFormat="1"/>
     <w:lsdException w:name="Closing" w:semiHidden="1" w:unhideWhenUsed="1"/>
     <w:lsdException w:name="Signature" w:semiHidden="1" w:unhideWhenUsed="1"/>
-    <w:lsdException w:name="Default Paragraph Font" w:semiHidden="1" w:uiPriority="1" w:unhideWhenUsed="1"/>
+    <w:lsdException w:name="Default Paragraph Font" w:uiPriority="1" w:semiHidden="1" w:unhideWhenUsed="1"/>
     <w:lsdException w:name="Body Text" w:semiHidden="1" w:unhideWhenUsed="1"/>
     <w:lsdException w:name="Body Text Indent" w:semiHidden="1" w:unhideWhenUsed="1"/>
     <w:lsdException w:name="List Continue" w:semiHidden="1" w:unhideWhenUsed="1"/>
@@ -7103,8 +7398,8 @@
     <w:lsdException w:name="Subtle Reference" w:uiPriority="31" w:qFormat="1"/>
     <w:lsdException w:name="Intense Reference" w:uiPriority="32" w:qFormat="1"/>
     <w:lsdException w:name="Book Title" w:uiPriority="33" w:qFormat="1"/>
-    <w:lsdException w:name="Bibliography" w:semiHidden="1" w:uiPriority="37" w:unhideWhenUsed="1"/>
-    <w:lsdException w:name="TOC Heading" w:semiHidden="1" w:uiPriority="39" w:unhideWhenUsed="1" w:qFormat="1"/>
+    <w:lsdException w:name="Bibliography" w:uiPriority="37" w:semiHidden="1" w:unhideWhenUsed="1"/>
+    <w:lsdException w:name="TOC Heading" w:uiPriority="39" w:semiHidden="1" w:unhideWhenUsed="1" w:qFormat="1"/>
     <w:lsdException w:name="Plain Table 1" w:uiPriority="41"/>
     <w:lsdException w:name="Plain Table 2" w:uiPriority="42"/>
     <w:lsdException w:name="Plain Table 3" w:uiPriority="43"/>
@@ -7215,11 +7510,11 @@
     <w:lsdException w:name="Unresolved Mention" w:semiHidden="1" w:unhideWhenUsed="1"/>
     <w:lsdException w:name="Smart Link" w:semiHidden="1" w:unhideWhenUsed="1"/>
   </w:latentStyles>
-  <w:style w:type="paragraph" w:default="1" w:styleId="Normal">
+  <w:style w:type="paragraph" w:styleId="Normal" w:default="1">
     <w:name w:val="Normal"/>
     <w:qFormat/>
     <w:rPr>
-      <w:rFonts w:ascii="Cambria" w:eastAsia="Cambria" w:hAnsi="Cambria" w:cs="Cambria"/>
+      <w:rFonts w:ascii="Cambria" w:hAnsi="Cambria" w:eastAsia="Cambria" w:cs="Cambria"/>
     </w:rPr>
   </w:style>
   <w:style w:type="paragraph" w:styleId="Heading1">
@@ -7256,13 +7551,13 @@
       <w:szCs w:val="21"/>
     </w:rPr>
   </w:style>
-  <w:style w:type="character" w:default="1" w:styleId="DefaultParagraphFont">
+  <w:style w:type="character" w:styleId="DefaultParagraphFont" w:default="1">
     <w:name w:val="Default Paragraph Font"/>
     <w:uiPriority w:val="1"/>
     <w:semiHidden/>
     <w:unhideWhenUsed/>
   </w:style>
-  <w:style w:type="table" w:default="1" w:styleId="TableNormal">
+  <w:style w:type="table" w:styleId="TableNormal" w:default="1">
     <w:name w:val="Normal Table"/>
     <w:uiPriority w:val="99"/>
     <w:semiHidden/>
@@ -7277,7 +7572,7 @@
       </w:tblCellMar>
     </w:tblPr>
   </w:style>
-  <w:style w:type="numbering" w:default="1" w:styleId="NoList">
+  <w:style w:type="numbering" w:styleId="NoList" w:default="1">
     <w:name w:val="No List"/>
     <w:uiPriority w:val="99"/>
     <w:semiHidden/>
@@ -7307,7 +7602,7 @@
       <w:ind w:left="744" w:hanging="720"/>
     </w:pPr>
   </w:style>
-  <w:style w:type="paragraph" w:customStyle="1" w:styleId="TableParagraph">
+  <w:style w:type="paragraph" w:styleId="TableParagraph" w:customStyle="1">
     <w:name w:val="Table Paragraph"/>
     <w:basedOn w:val="Normal"/>
     <w:uiPriority w:val="1"/>
@@ -7338,14 +7633,14 @@
       </w:tabs>
     </w:pPr>
   </w:style>
-  <w:style w:type="character" w:customStyle="1" w:styleId="HeaderChar">
+  <w:style w:type="character" w:styleId="HeaderChar" w:customStyle="1">
     <w:name w:val="Header Char"/>
     <w:basedOn w:val="DefaultParagraphFont"/>
     <w:link w:val="Header"/>
     <w:uiPriority w:val="99"/>
     <w:rsid w:val="00BF3809"/>
     <w:rPr>
-      <w:rFonts w:ascii="Cambria" w:eastAsia="Cambria" w:hAnsi="Cambria" w:cs="Cambria"/>
+      <w:rFonts w:ascii="Cambria" w:hAnsi="Cambria" w:eastAsia="Cambria" w:cs="Cambria"/>
     </w:rPr>
   </w:style>
   <w:style w:type="paragraph" w:styleId="Footer">
@@ -7362,14 +7657,14 @@
       </w:tabs>
     </w:pPr>
   </w:style>
-  <w:style w:type="character" w:customStyle="1" w:styleId="FooterChar">
+  <w:style w:type="character" w:styleId="FooterChar" w:customStyle="1">
     <w:name w:val="Footer Char"/>
     <w:basedOn w:val="DefaultParagraphFont"/>
     <w:link w:val="Footer"/>
     <w:uiPriority w:val="99"/>
     <w:rsid w:val="00BF3809"/>
     <w:rPr>
-      <w:rFonts w:ascii="Cambria" w:eastAsia="Cambria" w:hAnsi="Cambria" w:cs="Cambria"/>
+      <w:rFonts w:ascii="Cambria" w:hAnsi="Cambria" w:eastAsia="Cambria" w:cs="Cambria"/>
     </w:rPr>
   </w:style>
   <w:style w:type="character" w:styleId="Hyperlink">
@@ -7679,4 +7974,177 @@
   <a:objectDefaults/>
   <a:extraClrSchemeLst/>
 </a:theme>
+</file>
+
+<file path=customXml/item1.xml><?xml version="1.0" encoding="utf-8"?>
+<ct:contentTypeSchema xmlns:ct="http://schemas.microsoft.com/office/2006/metadata/contentType" xmlns:ma="http://schemas.microsoft.com/office/2006/metadata/properties/metaAttributes" ct:_="" ma:_="" ma:contentTypeName="Document" ma:contentTypeID="0x010100BB4722A5B8899C46B969EB128F847344" ma:contentTypeVersion="4" ma:contentTypeDescription="Create a new document." ma:contentTypeScope="" ma:versionID="14f8138e4eb63a73dcbdf43b2540dc26">
+  <xsd:schema xmlns:xsd="http://www.w3.org/2001/XMLSchema" xmlns:xs="http://www.w3.org/2001/XMLSchema" xmlns:p="http://schemas.microsoft.com/office/2006/metadata/properties" xmlns:ns2="a55f4fe3-75c2-4eeb-8c79-11c190f07ba0" targetNamespace="http://schemas.microsoft.com/office/2006/metadata/properties" ma:root="true" ma:fieldsID="d3173b9800f40fb748dc394af63f3c02" ns2:_="">
+    <xsd:import namespace="a55f4fe3-75c2-4eeb-8c79-11c190f07ba0"/>
+    <xsd:element name="properties">
+      <xsd:complexType>
+        <xsd:sequence>
+          <xsd:element name="documentManagement">
+            <xsd:complexType>
+              <xsd:all>
+                <xsd:element ref="ns2:ReferenceId" minOccurs="0"/>
+                <xsd:element ref="ns2:MediaServiceMetadata" minOccurs="0"/>
+                <xsd:element ref="ns2:MediaServiceFastMetadata" minOccurs="0"/>
+                <xsd:element ref="ns2:MediaServiceSearchProperties" minOccurs="0"/>
+              </xsd:all>
+            </xsd:complexType>
+          </xsd:element>
+        </xsd:sequence>
+      </xsd:complexType>
+    </xsd:element>
+  </xsd:schema>
+  <xsd:schema xmlns:xsd="http://www.w3.org/2001/XMLSchema" xmlns:xs="http://www.w3.org/2001/XMLSchema" xmlns:dms="http://schemas.microsoft.com/office/2006/documentManagement/types" xmlns:pc="http://schemas.microsoft.com/office/infopath/2007/PartnerControls" targetNamespace="a55f4fe3-75c2-4eeb-8c79-11c190f07ba0" elementFormDefault="qualified">
+    <xsd:import namespace="http://schemas.microsoft.com/office/2006/documentManagement/types"/>
+    <xsd:import namespace="http://schemas.microsoft.com/office/infopath/2007/PartnerControls"/>
+    <xsd:element name="ReferenceId" ma:index="8" nillable="true" ma:displayName="ReferenceId" ma:indexed="true" ma:internalName="ReferenceId">
+      <xsd:simpleType>
+        <xsd:restriction base="dms:Text"/>
+      </xsd:simpleType>
+    </xsd:element>
+    <xsd:element name="MediaServiceMetadata" ma:index="9" nillable="true" ma:displayName="MediaServiceMetadata" ma:hidden="true" ma:internalName="MediaServiceMetadata" ma:readOnly="true">
+      <xsd:simpleType>
+        <xsd:restriction base="dms:Note"/>
+      </xsd:simpleType>
+    </xsd:element>
+    <xsd:element name="MediaServiceFastMetadata" ma:index="10" nillable="true" ma:displayName="MediaServiceFastMetadata" ma:hidden="true" ma:internalName="MediaServiceFastMetadata" ma:readOnly="true">
+      <xsd:simpleType>
+        <xsd:restriction base="dms:Note"/>
+      </xsd:simpleType>
+    </xsd:element>
+    <xsd:element name="MediaServiceSearchProperties" ma:index="11" nillable="true" ma:displayName="MediaServiceSearchProperties" ma:hidden="true" ma:internalName="MediaServiceSearchProperties" ma:readOnly="true">
+      <xsd:simpleType>
+        <xsd:restriction base="dms:Note"/>
+      </xsd:simpleType>
+    </xsd:element>
+  </xsd:schema>
+  <xsd:schema xmlns="http://schemas.openxmlformats.org/package/2006/metadata/core-properties" xmlns:xsd="http://www.w3.org/2001/XMLSchema" xmlns:xsi="http://www.w3.org/2001/XMLSchema-instance" xmlns:dc="http://purl.org/dc/elements/1.1/" xmlns:dcterms="http://purl.org/dc/terms/" xmlns:odoc="http://schemas.microsoft.com/internal/obd" targetNamespace="http://schemas.openxmlformats.org/package/2006/metadata/core-properties" elementFormDefault="qualified" attributeFormDefault="unqualified" blockDefault="#all">
+    <xsd:import namespace="http://purl.org/dc/elements/1.1/" schemaLocation="http://dublincore.org/schemas/xmls/qdc/2003/04/02/dc.xsd"/>
+    <xsd:import namespace="http://purl.org/dc/terms/" schemaLocation="http://dublincore.org/schemas/xmls/qdc/2003/04/02/dcterms.xsd"/>
+    <xsd:element name="coreProperties" type="CT_coreProperties"/>
+    <xsd:complexType name="CT_coreProperties">
+      <xsd:all>
+        <xsd:element ref="dc:creator" minOccurs="0" maxOccurs="1"/>
+        <xsd:element ref="dcterms:created" minOccurs="0" maxOccurs="1"/>
+        <xsd:element ref="dc:identifier" minOccurs="0" maxOccurs="1"/>
+        <xsd:element name="contentType" minOccurs="0" maxOccurs="1" type="xsd:string" ma:index="0" ma:displayName="Content Type"/>
+        <xsd:element ref="dc:title" minOccurs="0" maxOccurs="1" ma:index="4" ma:displayName="Title"/>
+        <xsd:element ref="dc:subject" minOccurs="0" maxOccurs="1"/>
+        <xsd:element ref="dc:description" minOccurs="0" maxOccurs="1"/>
+        <xsd:element name="keywords" minOccurs="0" maxOccurs="1" type="xsd:string"/>
+        <xsd:element ref="dc:language" minOccurs="0" maxOccurs="1"/>
+        <xsd:element name="category" minOccurs="0" maxOccurs="1" type="xsd:string"/>
+        <xsd:element name="version" minOccurs="0" maxOccurs="1" type="xsd:string"/>
+        <xsd:element name="revision" minOccurs="0" maxOccurs="1" type="xsd:string">
+          <xsd:annotation>
+            <xsd:documentation>
+                        This value indicates the number of saves or revisions. The application is responsible for updating this value after each revision.
+                    </xsd:documentation>
+          </xsd:annotation>
+        </xsd:element>
+        <xsd:element name="lastModifiedBy" minOccurs="0" maxOccurs="1" type="xsd:string"/>
+        <xsd:element ref="dcterms:modified" minOccurs="0" maxOccurs="1"/>
+        <xsd:element name="contentStatus" minOccurs="0" maxOccurs="1" type="xsd:string"/>
+      </xsd:all>
+    </xsd:complexType>
+  </xsd:schema>
+  <xs:schema xmlns:pc="http://schemas.microsoft.com/office/infopath/2007/PartnerControls" xmlns:xs="http://www.w3.org/2001/XMLSchema" targetNamespace="http://schemas.microsoft.com/office/infopath/2007/PartnerControls" elementFormDefault="qualified" attributeFormDefault="unqualified">
+    <xs:element name="Person">
+      <xs:complexType>
+        <xs:sequence>
+          <xs:element ref="pc:DisplayName" minOccurs="0"/>
+          <xs:element ref="pc:AccountId" minOccurs="0"/>
+          <xs:element ref="pc:AccountType" minOccurs="0"/>
+        </xs:sequence>
+      </xs:complexType>
+    </xs:element>
+    <xs:element name="DisplayName" type="xs:string"/>
+    <xs:element name="AccountId" type="xs:string"/>
+    <xs:element name="AccountType" type="xs:string"/>
+    <xs:element name="BDCAssociatedEntity">
+      <xs:complexType>
+        <xs:sequence>
+          <xs:element ref="pc:BDCEntity" minOccurs="0" maxOccurs="unbounded"/>
+        </xs:sequence>
+        <xs:attribute ref="pc:EntityNamespace"/>
+        <xs:attribute ref="pc:EntityName"/>
+        <xs:attribute ref="pc:SystemInstanceName"/>
+        <xs:attribute ref="pc:AssociationName"/>
+      </xs:complexType>
+    </xs:element>
+    <xs:attribute name="EntityNamespace" type="xs:string"/>
+    <xs:attribute name="EntityName" type="xs:string"/>
+    <xs:attribute name="SystemInstanceName" type="xs:string"/>
+    <xs:attribute name="AssociationName" type="xs:string"/>
+    <xs:element name="BDCEntity">
+      <xs:complexType>
+        <xs:sequence>
+          <xs:element ref="pc:EntityDisplayName" minOccurs="0"/>
+          <xs:element ref="pc:EntityInstanceReference" minOccurs="0"/>
+          <xs:element ref="pc:EntityId1" minOccurs="0"/>
+          <xs:element ref="pc:EntityId2" minOccurs="0"/>
+          <xs:element ref="pc:EntityId3" minOccurs="0"/>
+          <xs:element ref="pc:EntityId4" minOccurs="0"/>
+          <xs:element ref="pc:EntityId5" minOccurs="0"/>
+        </xs:sequence>
+      </xs:complexType>
+    </xs:element>
+    <xs:element name="EntityDisplayName" type="xs:string"/>
+    <xs:element name="EntityInstanceReference" type="xs:string"/>
+    <xs:element name="EntityId1" type="xs:string"/>
+    <xs:element name="EntityId2" type="xs:string"/>
+    <xs:element name="EntityId3" type="xs:string"/>
+    <xs:element name="EntityId4" type="xs:string"/>
+    <xs:element name="EntityId5" type="xs:string"/>
+    <xs:element name="Terms">
+      <xs:complexType>
+        <xs:sequence>
+          <xs:element ref="pc:TermInfo" minOccurs="0" maxOccurs="unbounded"/>
+        </xs:sequence>
+      </xs:complexType>
+    </xs:element>
+    <xs:element name="TermInfo">
+      <xs:complexType>
+        <xs:sequence>
+          <xs:element ref="pc:TermName" minOccurs="0"/>
+          <xs:element ref="pc:TermId" minOccurs="0"/>
+        </xs:sequence>
+      </xs:complexType>
+    </xs:element>
+    <xs:element name="TermName" type="xs:string"/>
+    <xs:element name="TermId" type="xs:string"/>
+  </xs:schema>
+</ct:contentTypeSchema>
+</file>
+
+<file path=customXml/item2.xml><?xml version="1.0" encoding="utf-8"?>
+<?mso-contentType ?>
+<FormTemplates xmlns="http://schemas.microsoft.com/sharepoint/v3/contenttype/forms">
+  <Display>DocumentLibraryForm</Display>
+  <Edit>DocumentLibraryForm</Edit>
+  <New>DocumentLibraryForm</New>
+</FormTemplates>
+</file>
+
+<file path=customXml/item3.xml><?xml version="1.0" encoding="utf-8"?>
+<p:properties xmlns:p="http://schemas.microsoft.com/office/2006/metadata/properties" xmlns:xsi="http://www.w3.org/2001/XMLSchema-instance" xmlns:pc="http://schemas.microsoft.com/office/infopath/2007/PartnerControls">
+  <documentManagement>
+    <ReferenceId xmlns="a55f4fe3-75c2-4eeb-8c79-11c190f07ba0" xsi:nil="true"/>
+  </documentManagement>
+</p:properties>
+</file>
+
+<file path=customXml/itemProps1.xml><?xml version="1.0" encoding="utf-8"?>
+<ds:datastoreItem xmlns:ds="http://schemas.openxmlformats.org/officeDocument/2006/customXml" ds:itemID="{CA916E7D-7A69-460A-AA96-98F6B084380C}"/>
+</file>
+
+<file path=customXml/itemProps2.xml><?xml version="1.0" encoding="utf-8"?>
+<ds:datastoreItem xmlns:ds="http://schemas.openxmlformats.org/officeDocument/2006/customXml" ds:itemID="{D5BE7A73-0BBF-4FD5-BF9B-CB521A13E1C1}"/>
+</file>
+
+<file path=customXml/itemProps3.xml><?xml version="1.0" encoding="utf-8"?>
+<ds:datastoreItem xmlns:ds="http://schemas.openxmlformats.org/officeDocument/2006/customXml" ds:itemID="{FCDF2197-695D-4956-A9DE-DA148B587154}"/>
 </file>